--- a/docs/bao-cao-tuan-04.docx
+++ b/docs/bao-cao-tuan-04.docx
@@ -17,277 +17,6 @@
           <w:szCs w:val="34"/>
         </w:rPr>
         <w:t xml:space="preserve">Báo cáo tiến độ — Tuần 4 (01/10 – 07/10/2026)</w:t>
-      </w:r>
-    </w:p>
-    <w:p>
-      <w:pPr>
-        <w:spacing w:after="120"/>
-      </w:pPr>
-      <w:r>
-        <w:rPr>
-          <w:rFonts w:ascii="Times New Roman" w:cs="Times New Roman" w:eastAsia="Times New Roman" w:hAnsi="Times New Roman"/>
-          <w:b w:val="false"/>
-          <w:bCs w:val="false"/>
-          <w:i/>
-          <w:iCs/>
-          <w:sz w:val="22"/>
-          <w:szCs w:val="22"/>
-        </w:rPr>
-        <w:t xml:space="preserve">Soạn theo mẫu ở </w:t>
-      </w:r>
-      <w:r>
-        <w:rPr>
-          <w:rFonts w:ascii="Consolas" w:cs="Consolas" w:eastAsia="Consolas" w:hAnsi="Consolas"/>
-          <w:b w:val="false"/>
-          <w:bCs w:val="false"/>
-          <w:i/>
-          <w:iCs/>
-          <w:sz w:val="20"/>
-          <w:szCs w:val="20"/>
-        </w:rPr>
-        <w:t xml:space="preserve">mau-bao-cao-tuan.md</w:t>
-      </w:r>
-      <w:r>
-        <w:rPr>
-          <w:rFonts w:ascii="Times New Roman" w:cs="Times New Roman" w:eastAsia="Times New Roman" w:hAnsi="Times New Roman"/>
-          <w:b w:val="false"/>
-          <w:bCs w:val="false"/>
-          <w:i/>
-          <w:iCs/>
-          <w:sz w:val="22"/>
-          <w:szCs w:val="22"/>
-        </w:rPr>
-        <w:t xml:space="preserve">, cùng cách trình bày với </w:t>
-      </w:r>
-      <w:r>
-        <w:rPr>
-          <w:rFonts w:ascii="Consolas" w:cs="Consolas" w:eastAsia="Consolas" w:hAnsi="Consolas"/>
-          <w:b w:val="false"/>
-          <w:bCs w:val="false"/>
-          <w:i/>
-          <w:iCs/>
-          <w:sz w:val="20"/>
-          <w:szCs w:val="20"/>
-        </w:rPr>
-        <w:t xml:space="preserve">bao-cao-tuan-03.md</w:t>
-      </w:r>
-      <w:r>
-        <w:rPr>
-          <w:rFonts w:ascii="Times New Roman" w:cs="Times New Roman" w:eastAsia="Times New Roman" w:hAnsi="Times New Roman"/>
-          <w:b w:val="false"/>
-          <w:bCs w:val="false"/>
-          <w:i/>
-          <w:iCs/>
-          <w:sz w:val="22"/>
-          <w:szCs w:val="22"/>
-        </w:rPr>
-        <w:t xml:space="preserve"> và </w:t>
-      </w:r>
-      <w:r>
-        <w:rPr>
-          <w:rFonts w:ascii="Consolas" w:cs="Consolas" w:eastAsia="Consolas" w:hAnsi="Consolas"/>
-          <w:b w:val="false"/>
-          <w:bCs w:val="false"/>
-          <w:i/>
-          <w:iCs/>
-          <w:sz w:val="20"/>
-          <w:szCs w:val="20"/>
-        </w:rPr>
-        <w:t xml:space="preserve">bao-cao-tien-do-lan-1.md</w:t>
-      </w:r>
-      <w:r>
-        <w:rPr>
-          <w:rFonts w:ascii="Times New Roman" w:cs="Times New Roman" w:eastAsia="Times New Roman" w:hAnsi="Times New Roman"/>
-          <w:b w:val="false"/>
-          <w:bCs w:val="false"/>
-          <w:i/>
-          <w:iCs/>
-          <w:sz w:val="22"/>
-          <w:szCs w:val="22"/>
-        </w:rPr>
-        <w:t xml:space="preserve">. Mục A soạn ngày 11/10/2026 (Bước 8 Tuần 4), sau khi Bước 1–7 đã merge vào </w:t>
-      </w:r>
-      <w:r>
-        <w:rPr>
-          <w:rFonts w:ascii="Consolas" w:cs="Consolas" w:eastAsia="Consolas" w:hAnsi="Consolas"/>
-          <w:b w:val="false"/>
-          <w:bCs w:val="false"/>
-          <w:i/>
-          <w:iCs/>
-          <w:sz w:val="20"/>
-          <w:szCs w:val="20"/>
-        </w:rPr>
-        <w:t xml:space="preserve">main</w:t>
-      </w:r>
-      <w:r>
-        <w:rPr>
-          <w:rFonts w:ascii="Times New Roman" w:cs="Times New Roman" w:eastAsia="Times New Roman" w:hAnsi="Times New Roman"/>
-          <w:b w:val="false"/>
-          <w:bCs w:val="false"/>
-          <w:i/>
-          <w:iCs/>
-          <w:sz w:val="22"/>
-          <w:szCs w:val="22"/>
-        </w:rPr>
-        <w:t xml:space="preserve"> và CI chạy xanh. Đây là bản nháp để Mạnh xem lại, chỉnh giọng văn theo ý mình rồi gửi thầy Đạo (thầy vẫn chưa chốt hình thức báo cáo chính thức, xem Mục 5). Các chỗ "</w:t>
-      </w:r>
-      <w:r>
-        <w:rPr>
-          <w:rFonts w:ascii="Times New Roman" w:cs="Times New Roman" w:eastAsia="Times New Roman" w:hAnsi="Times New Roman"/>
-          <w:b/>
-          <w:bCs/>
-          <w:i/>
-          <w:iCs/>
-          <w:sz w:val="22"/>
-          <w:szCs w:val="22"/>
-          <w:highlight w:val="yellow"/>
-          <w:highlightCs w:val="yellow"/>
-        </w:rPr>
-        <w:t xml:space="preserve">[Mạnh điền: ...]</w:t>
-      </w:r>
-      <w:r>
-        <w:rPr>
-          <w:rFonts w:ascii="Times New Roman" w:cs="Times New Roman" w:eastAsia="Times New Roman" w:hAnsi="Times New Roman"/>
-          <w:b w:val="false"/>
-          <w:bCs w:val="false"/>
-          <w:i/>
-          <w:iCs/>
-          <w:sz w:val="22"/>
-          <w:szCs w:val="22"/>
-        </w:rPr>
-        <w:t xml:space="preserve">" là thông tin chỉ Mạnh có, cần điền hoặc bỏ đi trước khi gửi. Mục B (AI Usage Log) ghi dần theo từng bước, đúng nguyên tắc "không dồn cuối kỳ" ở </w:t>
-      </w:r>
-      <w:r>
-        <w:rPr>
-          <w:rFonts w:ascii="Consolas" w:cs="Consolas" w:eastAsia="Consolas" w:hAnsi="Consolas"/>
-          <w:b w:val="false"/>
-          <w:bCs w:val="false"/>
-          <w:i/>
-          <w:iCs/>
-          <w:sz w:val="20"/>
-          <w:szCs w:val="20"/>
-        </w:rPr>
-        <w:t xml:space="preserve">mau-bao-cao-tuan.md</w:t>
-      </w:r>
-      <w:r>
-        <w:rPr>
-          <w:rFonts w:ascii="Times New Roman" w:cs="Times New Roman" w:eastAsia="Times New Roman" w:hAnsi="Times New Roman"/>
-          <w:b w:val="false"/>
-          <w:bCs w:val="false"/>
-          <w:i/>
-          <w:iCs/>
-          <w:sz w:val="22"/>
-          <w:szCs w:val="22"/>
-        </w:rPr>
-        <w:t xml:space="preserve">.</w:t>
-      </w:r>
-    </w:p>
-    <w:p>
-      <w:pPr>
-        <w:spacing w:after="120"/>
-      </w:pPr>
-      <w:r>
-        <w:rPr>
-          <w:rFonts w:ascii="Times New Roman" w:cs="Times New Roman" w:eastAsia="Times New Roman" w:hAnsi="Times New Roman"/>
-          <w:b w:val="false"/>
-          <w:bCs w:val="false"/>
-          <w:i/>
-          <w:iCs/>
-          <w:sz w:val="22"/>
-          <w:szCs w:val="22"/>
-        </w:rPr>
-        <w:t xml:space="preserve">Lưu ý về ngày tháng: theo </w:t>
-      </w:r>
-      <w:r>
-        <w:rPr>
-          <w:rFonts w:ascii="Consolas" w:cs="Consolas" w:eastAsia="Consolas" w:hAnsi="Consolas"/>
-          <w:b w:val="false"/>
-          <w:bCs w:val="false"/>
-          <w:i/>
-          <w:iCs/>
-          <w:sz w:val="20"/>
-          <w:szCs w:val="20"/>
-        </w:rPr>
-        <w:t xml:space="preserve">ke-hoach-15-tuan.md</w:t>
-      </w:r>
-      <w:r>
-        <w:rPr>
-          <w:rFonts w:ascii="Times New Roman" w:cs="Times New Roman" w:eastAsia="Times New Roman" w:hAnsi="Times New Roman"/>
-          <w:b w:val="false"/>
-          <w:bCs w:val="false"/>
-          <w:i/>
-          <w:iCs/>
-          <w:sz w:val="22"/>
-          <w:szCs w:val="22"/>
-        </w:rPr>
-        <w:t xml:space="preserve">, Tuần 4 là 01/10 – 07/10/2026, nhưng phần kỹ thuật của Tuần 4 thực tế làm từ 19/09 đến 11/10/2026. Bước 1–4 làm sớm (19/09 – 30/09, rơi vào tuần lịch của Tuần 2–3); Bước 5–7 làm muộn (10–11/10, rơi vào tuần lịch của Tuần 5). Trong chính tuần lịch 01/10 – 07/10 không có commit code nào: thời gian đó dành cho phần tài liệu phát sinh sau góp ý của anh Duy và của thầy (sửa file tiểu luận, chốt dữ liệu học máy, đổi tên đề tài, thêm US-23), ghi ở cuối Mục 1. Báo cáo này gắn nhãn "Tuần 4" vì đúng phạm vi công việc (dựng khung kỹ thuật), không phải khung ngày lịch. Ngày giờ trong Mục A là giờ Việt Nam.</w:t>
-      </w:r>
-    </w:p>
-    <w:p>
-      <w:pPr>
-        <w:spacing w:after="120"/>
-      </w:pPr>
-      <w:r>
-        <w:rPr>
-          <w:rFonts w:ascii="Times New Roman" w:cs="Times New Roman" w:eastAsia="Times New Roman" w:hAnsi="Times New Roman"/>
-          <w:b w:val="false"/>
-          <w:bCs w:val="false"/>
-          <w:i/>
-          <w:iCs/>
-          <w:sz w:val="22"/>
-          <w:szCs w:val="22"/>
-        </w:rPr>
-        <w:t xml:space="preserve">Mạnh kiểm tra trước khi gửi: </w:t>
-      </w:r>
-      <w:r>
-        <w:rPr>
-          <w:rFonts w:ascii="Times New Roman" w:cs="Times New Roman" w:eastAsia="Times New Roman" w:hAnsi="Times New Roman"/>
-          <w:b/>
-          <w:bCs/>
-          <w:i/>
-          <w:iCs/>
-          <w:sz w:val="22"/>
-          <w:szCs w:val="22"/>
-          <w:highlight w:val="yellow"/>
-          <w:highlightCs w:val="yellow"/>
-        </w:rPr>
-        <w:t xml:space="preserve">[Mạnh điền: báo cáo gần nhất thầy đã nhận là bản nào, gửi ngày nào]</w:t>
-      </w:r>
-      <w:r>
-        <w:rPr>
-          <w:rFonts w:ascii="Times New Roman" w:cs="Times New Roman" w:eastAsia="Times New Roman" w:hAnsi="Times New Roman"/>
-          <w:b w:val="false"/>
-          <w:bCs w:val="false"/>
-          <w:i/>
-          <w:iCs/>
-          <w:sz w:val="22"/>
-          <w:szCs w:val="22"/>
-        </w:rPr>
-        <w:t xml:space="preserve">. Nếu đó là báo cáo Lần 1 (17/09) thì từ 18/09 đến nay đã hơn 3 tuần chưa gửi báo cáo cho thầy (quy tắc G2: báo cáo thưa kéo điểm TC2.2 và TC2.4 xuống 1 mức). Khi đó nên thêm 1 câu nêu lý do ở đầu Mục A, như </w:t>
-      </w:r>
-      <w:r>
-        <w:rPr>
-          <w:rFonts w:ascii="Consolas" w:cs="Consolas" w:eastAsia="Consolas" w:hAnsi="Consolas"/>
-          <w:b w:val="false"/>
-          <w:bCs w:val="false"/>
-          <w:i/>
-          <w:iCs/>
-          <w:sz w:val="20"/>
-          <w:szCs w:val="20"/>
-        </w:rPr>
-        <w:t xml:space="preserve">bao-cao-tuan-03.md</w:t>
-      </w:r>
-      <w:r>
-        <w:rPr>
-          <w:rFonts w:ascii="Times New Roman" w:cs="Times New Roman" w:eastAsia="Times New Roman" w:hAnsi="Times New Roman"/>
-          <w:b w:val="false"/>
-          <w:bCs w:val="false"/>
-          <w:i/>
-          <w:iCs/>
-          <w:sz w:val="22"/>
-          <w:szCs w:val="22"/>
-        </w:rPr>
-        <w:t xml:space="preserve"> đã làm.</w:t>
       </w:r>
     </w:p>
     <w:p>
@@ -1183,33 +912,7 @@
           <w:sz w:val="24"/>
           <w:szCs w:val="24"/>
         </w:rPr>
-        <w:t xml:space="preserve">07/10: theo góp ý của thầy </w:t>
-      </w:r>
-      <w:r>
-        <w:rPr>
-          <w:rFonts w:ascii="Times New Roman" w:cs="Times New Roman" w:eastAsia="Times New Roman" w:hAnsi="Times New Roman"/>
-          <w:b/>
-          <w:bCs/>
-          <w:i w:val="false"/>
-          <w:iCs w:val="false"/>
-          <w:sz w:val="24"/>
-          <w:szCs w:val="24"/>
-          <w:highlight w:val="yellow"/>
-          <w:highlightCs w:val="yellow"/>
-        </w:rPr>
-        <w:t xml:space="preserve">[Mạnh điền: ngày và hình thức thầy góp ý]</w:t>
-      </w:r>
-      <w:r>
-        <w:rPr>
-          <w:rFonts w:ascii="Times New Roman" w:cs="Times New Roman" w:eastAsia="Times New Roman" w:hAnsi="Times New Roman"/>
-          <w:b w:val="false"/>
-          <w:bCs w:val="false"/>
-          <w:i w:val="false"/>
-          <w:iCs w:val="false"/>
-          <w:sz w:val="24"/>
-          <w:szCs w:val="24"/>
-        </w:rPr>
-        <w:t xml:space="preserve">, thêm use case US-23 "Khảo sát sở thích lần đầu": người dùng vào web lần đầu trả lời một khảo sát ngắn, kết quả dùng để gợi ý ngay khi chưa có dữ liệu hành vi. Kèm 2 quy tắc nghiệp vụ mới BR-37, BR-38 và bảng </w:t>
+        <w:t xml:space="preserve">07/10: theo góp ý của thầy về luồng sử dụng (em đưa vào tài liệu ngày 07/10), thêm use case US-23 "Khảo sát sở thích lần đầu": người dùng vào web lần đầu trả lời một khảo sát ngắn, kết quả dùng để gợi ý ngay khi chưa có dữ liệu hành vi. Kèm 2 quy tắc nghiệp vụ mới BR-37, BR-38 và bảng </w:t>
       </w:r>
       <w:r>
         <w:rPr>
@@ -1255,21 +958,7 @@
           <w:sz w:val="24"/>
           <w:szCs w:val="24"/>
         </w:rPr>
-        <w:t xml:space="preserve">08/10: trình bày use case và đặc tả với anh Duy: tổng quan 23 use case, đi sâu 4 use case liên quan học máy (có US-23); đề xuất thay biến thể "size × màu" bằng "phân loại" chung cho hợp dữ liệu Tiki, thêm bộ lọc theo danh mục, giá, thương hiệu, đánh giá. Kết quả: </w:t>
-      </w:r>
-      <w:r>
-        <w:rPr>
-          <w:rFonts w:ascii="Times New Roman" w:cs="Times New Roman" w:eastAsia="Times New Roman" w:hAnsi="Times New Roman"/>
-          <w:b/>
-          <w:bCs/>
-          <w:i w:val="false"/>
-          <w:iCs w:val="false"/>
-          <w:sz w:val="24"/>
-          <w:szCs w:val="24"/>
-          <w:highlight w:val="yellow"/>
-          <w:highlightCs w:val="yellow"/>
-        </w:rPr>
-        <w:t xml:space="preserve">[Mạnh điền: anh Duy đồng ý hoặc góp ý gì]</w:t>
+        <w:t xml:space="preserve">07/10: chuẩn bị nội dung trình bày use case và đặc tả với anh Duy: tổng quan 23 use case, đi sâu 4 use case liên quan học máy (có US-23); đề xuất thay biến thể "size × màu" bằng "phân loại" chung cho hợp dữ liệu Tiki, thêm bộ lọc theo danh mục, giá, thương hiệu, đánh giá. Buổi trình bày dự kiến ngày 08/10 không diễn ra; anh Duy trả lời các đề xuất này ngày 15/10 (báo cáo Tuần 5)</w:t>
       </w:r>
     </w:p>
     <w:p>
@@ -1988,21 +1677,7 @@
           <w:sz w:val="24"/>
           <w:szCs w:val="24"/>
         </w:rPr>
-        <w:t xml:space="preserve">Ảnh chụp trang Project health nhánh main (chụp ngày 11/10): </w:t>
-      </w:r>
-      <w:r>
-        <w:rPr>
-          <w:rFonts w:ascii="Times New Roman" w:cs="Times New Roman" w:eastAsia="Times New Roman" w:hAnsi="Times New Roman"/>
-          <w:b/>
-          <w:bCs/>
-          <w:i w:val="false"/>
-          <w:iCs w:val="false"/>
-          <w:sz w:val="24"/>
-          <w:szCs w:val="24"/>
-          <w:highlight w:val="yellow"/>
-          <w:highlightCs w:val="yellow"/>
-        </w:rPr>
-        <w:t xml:space="preserve">[Mạnh điền: đính kèm ảnh khi gửi thầy]</w:t>
+        <w:t xml:space="preserve">Ảnh chụp trang Project health nhánh main (Mạnh chụp ngày 11/10): Hình 1 ở cuối Mục A</w:t>
       </w:r>
     </w:p>
     <w:p>
@@ -2046,7 +1721,7 @@
           <w:sz w:val="24"/>
           <w:szCs w:val="24"/>
         </w:rPr>
-        <w:t xml:space="preserve">Docker Compose trên máy (Bước 5): [Mạnh điền: ảnh chụp </w:t>
+        <w:t xml:space="preserve">Tài liệu: </w:t>
       </w:r>
       <w:r>
         <w:rPr>
@@ -2058,19 +1733,19 @@
           <w:sz w:val="22"/>
           <w:szCs w:val="22"/>
         </w:rPr>
-        <w:t xml:space="preserve">docker compose ps</w:t>
-      </w:r>
-      <w:r>
-        <w:rPr>
-          <w:rFonts w:ascii="Times New Roman" w:cs="Times New Roman" w:eastAsia="Times New Roman" w:hAnsi="Times New Roman"/>
-          <w:b w:val="false"/>
-          <w:bCs w:val="false"/>
-          <w:i w:val="false"/>
-          <w:iCs w:val="false"/>
-          <w:sz w:val="24"/>
-          <w:szCs w:val="24"/>
-        </w:rPr>
-        <w:t xml:space="preserve"> với 4 container Up và trang http://localhost:3000 báo "Trạng thái backend: UP", nếu có]</w:t>
+        <w:t xml:space="preserve">docs/coding-convention.md</w:t>
+      </w:r>
+      <w:r>
+        <w:rPr>
+          <w:rFonts w:ascii="Times New Roman" w:cs="Times New Roman" w:eastAsia="Times New Roman" w:hAnsi="Times New Roman"/>
+          <w:b w:val="false"/>
+          <w:bCs w:val="false"/>
+          <w:i w:val="false"/>
+          <w:iCs w:val="false"/>
+          <w:sz w:val="24"/>
+          <w:szCs w:val="24"/>
+        </w:rPr>
+        <w:t xml:space="preserve"> trong repo đã cập nhật theo Checkstyle chặn thật và quy tắc tự giữ trước khi merge (Mục 4); file tiểu luận trên Google Docs với các phần đã sửa ở Mục 1: https://docs.google.com/document/d/1LkCw_g2xC1FuqBZ8Dz5Dy1WmUQ6rsOA074jwIEX1-2Y/edit</w:t>
       </w:r>
     </w:p>
     <w:p>
@@ -2092,32 +1767,18 @@
           <w:sz w:val="24"/>
           <w:szCs w:val="24"/>
         </w:rPr>
-        <w:t xml:space="preserve">Tài liệu: </w:t>
-      </w:r>
-      <w:r>
-        <w:rPr>
-          <w:rFonts w:ascii="Consolas" w:cs="Consolas" w:eastAsia="Consolas" w:hAnsi="Consolas"/>
-          <w:b w:val="false"/>
-          <w:bCs w:val="false"/>
-          <w:i w:val="false"/>
-          <w:iCs w:val="false"/>
-          <w:sz w:val="22"/>
-          <w:szCs w:val="22"/>
-        </w:rPr>
-        <w:t xml:space="preserve">docs/coding-convention.md</w:t>
-      </w:r>
-      <w:r>
-        <w:rPr>
-          <w:rFonts w:ascii="Times New Roman" w:cs="Times New Roman" w:eastAsia="Times New Roman" w:hAnsi="Times New Roman"/>
-          <w:b w:val="false"/>
-          <w:bCs w:val="false"/>
-          <w:i w:val="false"/>
-          <w:iCs w:val="false"/>
-          <w:sz w:val="24"/>
-          <w:szCs w:val="24"/>
-        </w:rPr>
-        <w:t xml:space="preserve"> trong repo đã cập nhật theo Checkstyle chặn thật và quy tắc tự giữ trước khi merge (Mục 4); file tiểu luận trên Google Docs với các phần đã sửa ở Mục 1 </w:t>
-      </w:r>
+        <w:t xml:space="preserve">Nhật ký sử dụng AI (AI Usage Log) Tuần 4: Mục B bên dưới (TC2.3)</w:t>
+      </w:r>
+    </w:p>
+    <w:p>
+      <w:pPr>
+        <w:spacing w:after="0"/>
+      </w:pPr>
+    </w:p>
+    <w:p>
+      <w:pPr>
+        <w:spacing w:after="80" w:before="160"/>
+      </w:pPr>
       <w:r>
         <w:rPr>
           <w:rFonts w:ascii="Times New Roman" w:cs="Times New Roman" w:eastAsia="Times New Roman" w:hAnsi="Times New Roman"/>
@@ -2127,10 +1788,8 @@
           <w:iCs w:val="false"/>
           <w:sz w:val="24"/>
           <w:szCs w:val="24"/>
-          <w:highlight w:val="yellow"/>
-          <w:highlightCs w:val="yellow"/>
-        </w:rPr>
-        <w:t xml:space="preserve">[Mạnh điền: link file tiểu luận, nếu muốn thầy xem]</w:t>
+        </w:rPr>
+        <w:t xml:space="preserve">3. Vướng mắc / khó khăn:</w:t>
       </w:r>
     </w:p>
     <w:p>
@@ -2152,29 +1811,7 @@
           <w:sz w:val="24"/>
           <w:szCs w:val="24"/>
         </w:rPr>
-        <w:t xml:space="preserve">Nhật ký sử dụng AI (AI Usage Log) Tuần 4: Mục B bên dưới (TC2.3)</w:t>
-      </w:r>
-    </w:p>
-    <w:p>
-      <w:pPr>
-        <w:spacing w:after="0"/>
-      </w:pPr>
-    </w:p>
-    <w:p>
-      <w:pPr>
-        <w:spacing w:after="80" w:before="160"/>
-      </w:pPr>
-      <w:r>
-        <w:rPr>
-          <w:rFonts w:ascii="Times New Roman" w:cs="Times New Roman" w:eastAsia="Times New Roman" w:hAnsi="Times New Roman"/>
-          <w:b/>
-          <w:bCs/>
-          <w:i w:val="false"/>
-          <w:iCs w:val="false"/>
-          <w:sz w:val="24"/>
-          <w:szCs w:val="24"/>
-        </w:rPr>
-        <w:t xml:space="preserve">3. Vướng mắc / khó khăn:</w:t>
+        <w:t xml:space="preserve">Chậm khoảng 1 tuần so với kế hoạch. Tuần 4 theo lịch là 01/10 – 07/10; Bước 1–4 đã làm sớm (19/09 – 30/09), nhưng Bước 5–7 đến 10–11/10 mới xong. Khoảng 01/10 – 08/10 dành cho phần tài liệu phát sinh sau góp ý của anh Duy và của thầy (Mục 1), trong thời gian đó không có commit code nào. Đến 11/10 chưa bắt đầu việc nào của Tuần 5 (08/10 – 14/10)</w:t>
       </w:r>
     </w:p>
     <w:p>
@@ -2196,7 +1833,55 @@
           <w:sz w:val="24"/>
           <w:szCs w:val="24"/>
         </w:rPr>
-        <w:t xml:space="preserve">Chậm khoảng 1 tuần so với kế hoạch. Tuần 4 theo lịch là 01/10 – 07/10; Bước 1–4 đã làm sớm (19/09 – 30/09), nhưng Bước 5–7 đến 10–11/10 mới xong. Khoảng 01/10 – 08/10 dành cho phần tài liệu phát sinh sau góp ý của anh Duy và của thầy (Mục 1), trong thời gian đó không có commit code nào. Đến 11/10 chưa bắt đầu việc nào của Tuần 5 (08/10 – 14/10)</w:t>
+        <w:t xml:space="preserve">Khối lượng trước mốc chốt sản phẩm (hạn an toàn trước 28/10) tăng thêm: 2 bảng mới (</w:t>
+      </w:r>
+      <w:r>
+        <w:rPr>
+          <w:rFonts w:ascii="Consolas" w:cs="Consolas" w:eastAsia="Consolas" w:hAnsi="Consolas"/>
+          <w:b w:val="false"/>
+          <w:bCs w:val="false"/>
+          <w:i w:val="false"/>
+          <w:iCs w:val="false"/>
+          <w:sz w:val="22"/>
+          <w:szCs w:val="22"/>
+        </w:rPr>
+        <w:t xml:space="preserve">user_preference</w:t>
+      </w:r>
+      <w:r>
+        <w:rPr>
+          <w:rFonts w:ascii="Times New Roman" w:cs="Times New Roman" w:eastAsia="Times New Roman" w:hAnsi="Times New Roman"/>
+          <w:b w:val="false"/>
+          <w:bCs w:val="false"/>
+          <w:i w:val="false"/>
+          <w:iCs w:val="false"/>
+          <w:sz w:val="24"/>
+          <w:szCs w:val="24"/>
+        </w:rPr>
+        <w:t xml:space="preserve"> cho US-23, </w:t>
+      </w:r>
+      <w:r>
+        <w:rPr>
+          <w:rFonts w:ascii="Consolas" w:cs="Consolas" w:eastAsia="Consolas" w:hAnsi="Consolas"/>
+          <w:b w:val="false"/>
+          <w:bCs w:val="false"/>
+          <w:i w:val="false"/>
+          <w:iCs w:val="false"/>
+          <w:sz w:val="22"/>
+          <w:szCs w:val="22"/>
+        </w:rPr>
+        <w:t xml:space="preserve">product_event_log</w:t>
+      </w:r>
+      <w:r>
+        <w:rPr>
+          <w:rFonts w:ascii="Times New Roman" w:cs="Times New Roman" w:eastAsia="Times New Roman" w:hAnsi="Times New Roman"/>
+          <w:b w:val="false"/>
+          <w:bCs w:val="false"/>
+          <w:i w:val="false"/>
+          <w:iCs w:val="false"/>
+          <w:sz w:val="24"/>
+          <w:szCs w:val="24"/>
+        </w:rPr>
+        <w:t xml:space="preserve">), nạp và chuyển dữ liệu Tiki vào lược đồ. Từ 12/10 đến hạn an toàn chỉ còn 16 ngày cho khoảng 3 tuần việc theo kế hoạch (Tuần 5–7). Phương án đã định nếu không kịp: cắt nhóm tính năng phụ (yêu thích, đánh giá, mã giảm giá) trước, giữ nguyên thời gian cho 2 mô-đun học máy</w:t>
       </w:r>
     </w:p>
     <w:p>
@@ -2218,7 +1903,7 @@
           <w:sz w:val="24"/>
           <w:szCs w:val="24"/>
         </w:rPr>
-        <w:t xml:space="preserve">Khối lượng trước mốc chốt sản phẩm (hạn an toàn trước 28/10) tăng thêm: 2 bảng mới (</w:t>
+        <w:t xml:space="preserve">Cổng chất lượng của SonarQube Cloud: gói miễn phí (Free) dùng cổng "Sonar way" cố định, trong đó có điều kiện coverage trên code mới từ 80%. Coverage đến Tuần 11 mới đo, nên nếu để cổng chặn merge thì mọi PR có code mới từ Tuần 5 sẽ đỏ dù code không có lỗi. Ngày 11/10 em chọn để SonarQube Cloud chỉ báo cáo đến Tuần 11; trong lúc đó tự giữ quy tắc trước khi merge: 0 bug mới, 0 lỗ hổng mới, mọi cảnh báo bảo mật mới đã được xem xét, trùng lặp trên code mới không quá 3% (ghi ở </w:t>
       </w:r>
       <w:r>
         <w:rPr>
@@ -2230,43 +1915,19 @@
           <w:sz w:val="22"/>
           <w:szCs w:val="22"/>
         </w:rPr>
-        <w:t xml:space="preserve">user_preference</w:t>
-      </w:r>
-      <w:r>
-        <w:rPr>
-          <w:rFonts w:ascii="Times New Roman" w:cs="Times New Roman" w:eastAsia="Times New Roman" w:hAnsi="Times New Roman"/>
-          <w:b w:val="false"/>
-          <w:bCs w:val="false"/>
-          <w:i w:val="false"/>
-          <w:iCs w:val="false"/>
-          <w:sz w:val="24"/>
-          <w:szCs w:val="24"/>
-        </w:rPr>
-        <w:t xml:space="preserve"> cho US-23, </w:t>
-      </w:r>
-      <w:r>
-        <w:rPr>
-          <w:rFonts w:ascii="Consolas" w:cs="Consolas" w:eastAsia="Consolas" w:hAnsi="Consolas"/>
-          <w:b w:val="false"/>
-          <w:bCs w:val="false"/>
-          <w:i w:val="false"/>
-          <w:iCs w:val="false"/>
-          <w:sz w:val="22"/>
-          <w:szCs w:val="22"/>
-        </w:rPr>
-        <w:t xml:space="preserve">product_event_log</w:t>
-      </w:r>
-      <w:r>
-        <w:rPr>
-          <w:rFonts w:ascii="Times New Roman" w:cs="Times New Roman" w:eastAsia="Times New Roman" w:hAnsi="Times New Roman"/>
-          <w:b w:val="false"/>
-          <w:bCs w:val="false"/>
-          <w:i w:val="false"/>
-          <w:iCs w:val="false"/>
-          <w:sz w:val="24"/>
-          <w:szCs w:val="24"/>
-        </w:rPr>
-        <w:t xml:space="preserve">), nạp và chuyển dữ liệu Tiki vào lược đồ. Từ 12/10 đến hạn an toàn chỉ còn 16 ngày cho khoảng 3 tuần việc theo kế hoạch (Tuần 5–7). Phương án đã định nếu không kịp: cắt nhóm tính năng phụ (yêu thích, đánh giá, mã giảm giá) trước, giữ nguyên thời gian cho 2 mô-đun học máy</w:t>
+        <w:t xml:space="preserve">docs/coding-convention.md</w:t>
+      </w:r>
+      <w:r>
+        <w:rPr>
+          <w:rFonts w:ascii="Times New Roman" w:cs="Times New Roman" w:eastAsia="Times New Roman" w:hAnsi="Times New Roman"/>
+          <w:b w:val="false"/>
+          <w:bCs w:val="false"/>
+          <w:i w:val="false"/>
+          <w:iCs w:val="false"/>
+          <w:sz w:val="24"/>
+          <w:szCs w:val="24"/>
+        </w:rPr>
+        <w:t xml:space="preserve"> Mục 4; ngày 14/10 câu "mọi security hotspot mới đã được review" được sửa thành như trên vì SonarQube Cloud đã bỏ khái niệm security hotspot, cảnh báo nay là issue thường). Gói OSS cho sửa cổng nhưng đòi gắn giấy phép mã nguồn mở cho code, em chưa quyết việc này</w:t>
       </w:r>
     </w:p>
     <w:p>
@@ -2288,31 +1949,73 @@
           <w:sz w:val="24"/>
           <w:szCs w:val="24"/>
         </w:rPr>
-        <w:t xml:space="preserve">Cổng chất lượng của SonarQube Cloud: gói miễn phí (Free) dùng cổng "Sonar way" cố định, trong đó có điều kiện coverage trên code mới từ 80%. Coverage đến Tuần 11 mới đo, nên nếu để cổng chặn merge thì mọi PR có code mới từ Tuần 5 sẽ đỏ dù code không có lỗi. Ngày 11/10 em chọn để SonarQube Cloud chỉ báo cáo đến Tuần 11; trong lúc đó tự giữ quy tắc trước khi merge: 0 bug mới, 0 lỗ hổng mới, mọi security hotspot mới đã được review, trùng lặp trên code mới không quá 3% (ghi ở </w:t>
-      </w:r>
-      <w:r>
-        <w:rPr>
-          <w:rFonts w:ascii="Consolas" w:cs="Consolas" w:eastAsia="Consolas" w:hAnsi="Consolas"/>
-          <w:b w:val="false"/>
-          <w:bCs w:val="false"/>
-          <w:i w:val="false"/>
-          <w:iCs w:val="false"/>
-          <w:sz w:val="22"/>
-          <w:szCs w:val="22"/>
-        </w:rPr>
-        <w:t xml:space="preserve">docs/coding-convention.md</w:t>
-      </w:r>
-      <w:r>
-        <w:rPr>
-          <w:rFonts w:ascii="Times New Roman" w:cs="Times New Roman" w:eastAsia="Times New Roman" w:hAnsi="Times New Roman"/>
-          <w:b w:val="false"/>
-          <w:bCs w:val="false"/>
-          <w:i w:val="false"/>
-          <w:iCs w:val="false"/>
-          <w:sz w:val="24"/>
-          <w:szCs w:val="24"/>
-        </w:rPr>
-        <w:t xml:space="preserve"> Mục 4). Gói OSS cho sửa cổng nhưng đòi gắn giấy phép mã nguồn mở cho code, em chưa quyết việc này</w:t>
+        <w:t xml:space="preserve">Quy trình Pull Request chưa chặt (TC2.4):</w:t>
+      </w:r>
+    </w:p>
+    <w:p>
+      <w:pPr>
+        <w:pStyle w:val="ListParagraph"/>
+        <w:numPr>
+          <w:ilvl w:val="1"/>
+          <w:numId w:val="2"/>
+        </w:numPr>
+        <w:spacing w:after="40"/>
+      </w:pPr>
+      <w:r>
+        <w:rPr>
+          <w:rFonts w:ascii="Times New Roman" w:cs="Times New Roman" w:eastAsia="Times New Roman" w:hAnsi="Times New Roman"/>
+          <w:b w:val="false"/>
+          <w:bCs w:val="false"/>
+          <w:i w:val="false"/>
+          <w:iCs w:val="false"/>
+          <w:sz w:val="24"/>
+          <w:szCs w:val="24"/>
+        </w:rPr>
+        <w:t xml:space="preserve">Bước 1–4 commit thẳng vào main, chưa qua PR: cách làm nhánh, PR, CI rồi mới merge đã quyết từ 14/09, nhưng hướng dẫn Bước 1–4 chưa áp dụng. Tính đến 11/10, 4 trong 16 commit (không kể merge commit) trên main đi qua PR</w:t>
+      </w:r>
+    </w:p>
+    <w:p>
+      <w:pPr>
+        <w:pStyle w:val="ListParagraph"/>
+        <w:numPr>
+          <w:ilvl w:val="1"/>
+          <w:numId w:val="2"/>
+        </w:numPr>
+        <w:spacing w:after="40"/>
+      </w:pPr>
+      <w:r>
+        <w:rPr>
+          <w:rFonts w:ascii="Times New Roman" w:cs="Times New Roman" w:eastAsia="Times New Roman" w:hAnsi="Times New Roman"/>
+          <w:b w:val="false"/>
+          <w:bCs w:val="false"/>
+          <w:i w:val="false"/>
+          <w:iCs w:val="false"/>
+          <w:sz w:val="24"/>
+          <w:szCs w:val="24"/>
+        </w:rPr>
+        <w:t xml:space="preserve">Đến 11/10 nhánh main chưa có ruleset bảo vệ, nên chưa có gì chặn merge khi CI chưa chạy xong (đã bật ngày 15/10/2026, xem Mục 4). PR #4 được merge 9 giây sau khi mở, trước khi CI chạy xong (CI xanh khoảng 1 phút sau đó); PR #2 merge khi repo chưa có CI; PR #3 merge sau khi 4 job CI xanh</w:t>
+      </w:r>
+    </w:p>
+    <w:p>
+      <w:pPr>
+        <w:pStyle w:val="ListParagraph"/>
+        <w:numPr>
+          <w:ilvl w:val="1"/>
+          <w:numId w:val="2"/>
+        </w:numPr>
+        <w:spacing w:after="40"/>
+      </w:pPr>
+      <w:r>
+        <w:rPr>
+          <w:rFonts w:ascii="Times New Roman" w:cs="Times New Roman" w:eastAsia="Times New Roman" w:hAnsi="Times New Roman"/>
+          <w:b w:val="false"/>
+          <w:bCs w:val="false"/>
+          <w:i w:val="false"/>
+          <w:iCs w:val="false"/>
+          <w:sz w:val="24"/>
+          <w:szCs w:val="24"/>
+        </w:rPr>
+        <w:t xml:space="preserve">Các PR chưa có review: GitHub không cho tác giả tự approve PR của mình, nên khi làm một mình chỉ có thể tự đọc diff và để lại bình luận (câu hỏi ở Mục 5)</w:t>
       </w:r>
     </w:p>
     <w:p>
@@ -2334,52 +2037,66 @@
           <w:sz w:val="24"/>
           <w:szCs w:val="24"/>
         </w:rPr>
-        <w:t xml:space="preserve">Quy trình Pull Request chưa chặt (TC2.4):</w:t>
-      </w:r>
-    </w:p>
-    <w:p>
-      <w:pPr>
-        <w:pStyle w:val="ListParagraph"/>
-        <w:numPr>
-          <w:ilvl w:val="1"/>
-          <w:numId w:val="2"/>
-        </w:numPr>
-        <w:spacing w:after="40"/>
-      </w:pPr>
-      <w:r>
-        <w:rPr>
-          <w:rFonts w:ascii="Times New Roman" w:cs="Times New Roman" w:eastAsia="Times New Roman" w:hAnsi="Times New Roman"/>
-          <w:b w:val="false"/>
-          <w:bCs w:val="false"/>
-          <w:i w:val="false"/>
-          <w:iCs w:val="false"/>
-          <w:sz w:val="24"/>
-          <w:szCs w:val="24"/>
-        </w:rPr>
-        <w:t xml:space="preserve">Bước 1–4 commit thẳng vào main, chưa qua PR: cách làm nhánh, PR, CI rồi mới merge đã quyết từ 14/09, nhưng hướng dẫn Bước 1–4 chưa áp dụng. Tính đến 11/10, 4 trong 16 commit (không kể merge commit) trên main đi qua PR</w:t>
-      </w:r>
-    </w:p>
-    <w:p>
-      <w:pPr>
-        <w:pStyle w:val="ListParagraph"/>
-        <w:numPr>
-          <w:ilvl w:val="1"/>
-          <w:numId w:val="2"/>
-        </w:numPr>
-        <w:spacing w:after="40"/>
-      </w:pPr>
-      <w:r>
-        <w:rPr>
-          <w:rFonts w:ascii="Times New Roman" w:cs="Times New Roman" w:eastAsia="Times New Roman" w:hAnsi="Times New Roman"/>
-          <w:b w:val="false"/>
-          <w:bCs w:val="false"/>
-          <w:i w:val="false"/>
-          <w:iCs w:val="false"/>
-          <w:sz w:val="24"/>
-          <w:szCs w:val="24"/>
-        </w:rPr>
-        <w:t xml:space="preserve">Nhánh main chưa có ruleset bảo vệ </w:t>
-      </w:r>
+        <w:t xml:space="preserve">Tài liệu chưa đồng bộ hết sau các thay đổi 03–07/10: </w:t>
+      </w:r>
+      <w:r>
+        <w:rPr>
+          <w:rFonts w:ascii="Consolas" w:cs="Consolas" w:eastAsia="Consolas" w:hAnsi="Consolas"/>
+          <w:b w:val="false"/>
+          <w:bCs w:val="false"/>
+          <w:i w:val="false"/>
+          <w:iCs w:val="false"/>
+          <w:sz w:val="22"/>
+          <w:szCs w:val="22"/>
+        </w:rPr>
+        <w:t xml:space="preserve">README.md</w:t>
+      </w:r>
+      <w:r>
+        <w:rPr>
+          <w:rFonts w:ascii="Times New Roman" w:cs="Times New Roman" w:eastAsia="Times New Roman" w:hAnsi="Times New Roman"/>
+          <w:b w:val="false"/>
+          <w:bCs w:val="false"/>
+          <w:i w:val="false"/>
+          <w:iCs w:val="false"/>
+          <w:sz w:val="24"/>
+          <w:szCs w:val="24"/>
+        </w:rPr>
+        <w:t xml:space="preserve"> ở gốc repo còn tên đề tài cũ (file đang lưu dạng UTF-16, cần chuyển sang UTF-8 khi sửa); </w:t>
+      </w:r>
+      <w:r>
+        <w:rPr>
+          <w:rFonts w:ascii="Consolas" w:cs="Consolas" w:eastAsia="Consolas" w:hAnsi="Consolas"/>
+          <w:b w:val="false"/>
+          <w:bCs w:val="false"/>
+          <w:i w:val="false"/>
+          <w:iCs w:val="false"/>
+          <w:sz w:val="22"/>
+          <w:szCs w:val="22"/>
+        </w:rPr>
+        <w:t xml:space="preserve">docs/dac-ta-yeu-cau.md</w:t>
+      </w:r>
+      <w:r>
+        <w:rPr>
+          <w:rFonts w:ascii="Times New Roman" w:cs="Times New Roman" w:eastAsia="Times New Roman" w:hAnsi="Times New Roman"/>
+          <w:b w:val="false"/>
+          <w:bCs w:val="false"/>
+          <w:i w:val="false"/>
+          <w:iCs w:val="false"/>
+          <w:sz w:val="24"/>
+          <w:szCs w:val="24"/>
+        </w:rPr>
+        <w:t xml:space="preserve"> trong repo chưa có US-23, BR-37, BR-38; phần thân file tiểu luận còn chỗ ghi "thời trang"</w:t>
+      </w:r>
+    </w:p>
+    <w:p>
+      <w:pPr>
+        <w:spacing w:after="0"/>
+      </w:pPr>
+    </w:p>
+    <w:p>
+      <w:pPr>
+        <w:spacing w:after="80" w:before="160"/>
+      </w:pPr>
       <w:r>
         <w:rPr>
           <w:rFonts w:ascii="Times New Roman" w:cs="Times New Roman" w:eastAsia="Times New Roman" w:hAnsi="Times New Roman"/>
@@ -2389,44 +2106,8 @@
           <w:iCs w:val="false"/>
           <w:sz w:val="24"/>
           <w:szCs w:val="24"/>
-          <w:highlight w:val="yellow"/>
-          <w:highlightCs w:val="yellow"/>
-        </w:rPr>
-        <w:t xml:space="preserve">[Mạnh điền: nếu đã bật trước khi gửi thì ghi "đã bật ngày ..."]</w:t>
-      </w:r>
-      <w:r>
-        <w:rPr>
-          <w:rFonts w:ascii="Times New Roman" w:cs="Times New Roman" w:eastAsia="Times New Roman" w:hAnsi="Times New Roman"/>
-          <w:b w:val="false"/>
-          <w:bCs w:val="false"/>
-          <w:i w:val="false"/>
-          <w:iCs w:val="false"/>
-          <w:sz w:val="24"/>
-          <w:szCs w:val="24"/>
-        </w:rPr>
-        <w:t xml:space="preserve">, nên chưa có gì chặn merge khi CI chưa chạy xong. PR #4 được merge 9 giây sau khi mở, trước khi CI chạy xong (CI xanh khoảng 1 phút sau đó); PR #2 merge khi repo chưa có CI; PR #3 merge sau khi 4 job CI xanh</w:t>
-      </w:r>
-    </w:p>
-    <w:p>
-      <w:pPr>
-        <w:pStyle w:val="ListParagraph"/>
-        <w:numPr>
-          <w:ilvl w:val="1"/>
-          <w:numId w:val="2"/>
-        </w:numPr>
-        <w:spacing w:after="40"/>
-      </w:pPr>
-      <w:r>
-        <w:rPr>
-          <w:rFonts w:ascii="Times New Roman" w:cs="Times New Roman" w:eastAsia="Times New Roman" w:hAnsi="Times New Roman"/>
-          <w:b w:val="false"/>
-          <w:bCs w:val="false"/>
-          <w:i w:val="false"/>
-          <w:iCs w:val="false"/>
-          <w:sz w:val="24"/>
-          <w:szCs w:val="24"/>
-        </w:rPr>
-        <w:t xml:space="preserve">Các PR chưa có review: GitHub không cho tác giả tự approve PR của mình, nên khi làm một mình chỉ có thể tự đọc diff và để lại bình luận (câu hỏi ở Mục 5)</w:t>
+        </w:rPr>
+        <w:t xml:space="preserve">4. Kế hoạch tuần tiếp theo (Tuần 5: phát triển lõi #1, làm trong tuần 12/10 – 18/10 do đang chậm khoảng 1 tuần):</w:t>
       </w:r>
     </w:p>
     <w:p>
@@ -2448,7 +2129,7 @@
           <w:sz w:val="24"/>
           <w:szCs w:val="24"/>
         </w:rPr>
-        <w:t xml:space="preserve">Tài liệu chưa đồng bộ hết sau các thay đổi 03–07/10: </w:t>
+        <w:t xml:space="preserve">Bật ruleset bảo vệ main: bắt buộc đi qua PR và 6 job CI xanh trước khi merge. Đã làm ngày 15/10/2026 (ruleset </w:t>
       </w:r>
       <w:r>
         <w:rPr>
@@ -2460,65 +2141,19 @@
           <w:sz w:val="22"/>
           <w:szCs w:val="22"/>
         </w:rPr>
-        <w:t xml:space="preserve">README.md</w:t>
-      </w:r>
-      <w:r>
-        <w:rPr>
-          <w:rFonts w:ascii="Times New Roman" w:cs="Times New Roman" w:eastAsia="Times New Roman" w:hAnsi="Times New Roman"/>
-          <w:b w:val="false"/>
-          <w:bCs w:val="false"/>
-          <w:i w:val="false"/>
-          <w:iCs w:val="false"/>
-          <w:sz w:val="24"/>
-          <w:szCs w:val="24"/>
-        </w:rPr>
-        <w:t xml:space="preserve"> ở gốc repo còn tên đề tài cũ (file đang lưu dạng UTF-16, cần chuyển sang UTF-8 khi sửa); </w:t>
-      </w:r>
-      <w:r>
-        <w:rPr>
-          <w:rFonts w:ascii="Consolas" w:cs="Consolas" w:eastAsia="Consolas" w:hAnsi="Consolas"/>
-          <w:b w:val="false"/>
-          <w:bCs w:val="false"/>
-          <w:i w:val="false"/>
-          <w:iCs w:val="false"/>
-          <w:sz w:val="22"/>
-          <w:szCs w:val="22"/>
-        </w:rPr>
-        <w:t xml:space="preserve">docs/dac-ta-yeu-cau.md</w:t>
-      </w:r>
-      <w:r>
-        <w:rPr>
-          <w:rFonts w:ascii="Times New Roman" w:cs="Times New Roman" w:eastAsia="Times New Roman" w:hAnsi="Times New Roman"/>
-          <w:b w:val="false"/>
-          <w:bCs w:val="false"/>
-          <w:i w:val="false"/>
-          <w:iCs w:val="false"/>
-          <w:sz w:val="24"/>
-          <w:szCs w:val="24"/>
-        </w:rPr>
-        <w:t xml:space="preserve"> trong repo chưa có US-23, BR-37, BR-38; phần thân file tiểu luận còn chỗ ghi "thời trang"</w:t>
-      </w:r>
-    </w:p>
-    <w:p>
-      <w:pPr>
-        <w:spacing w:after="0"/>
-      </w:pPr>
-    </w:p>
-    <w:p>
-      <w:pPr>
-        <w:spacing w:after="80" w:before="160"/>
-      </w:pPr>
-      <w:r>
-        <w:rPr>
-          <w:rFonts w:ascii="Times New Roman" w:cs="Times New Roman" w:eastAsia="Times New Roman" w:hAnsi="Times New Roman"/>
-          <w:b/>
-          <w:bCs/>
-          <w:i w:val="false"/>
-          <w:iCs w:val="false"/>
-          <w:sz w:val="24"/>
-          <w:szCs w:val="24"/>
-        </w:rPr>
-        <w:t xml:space="preserve">4. Kế hoạch tuần tiếp theo (Tuần 5: phát triển lõi #1, làm trong tuần 12/10 – 18/10 do đang chậm khoảng 1 tuần):</w:t>
+        <w:t xml:space="preserve">main</w:t>
+      </w:r>
+      <w:r>
+        <w:rPr>
+          <w:rFonts w:ascii="Times New Roman" w:cs="Times New Roman" w:eastAsia="Times New Roman" w:hAnsi="Times New Roman"/>
+          <w:b w:val="false"/>
+          <w:bCs w:val="false"/>
+          <w:i w:val="false"/>
+          <w:iCs w:val="false"/>
+          <w:sz w:val="24"/>
+          <w:szCs w:val="24"/>
+        </w:rPr>
+        <w:t xml:space="preserve">, trạng thái Active, thêm chặn xóa nhánh và force push)</w:t>
       </w:r>
     </w:p>
     <w:p>
@@ -2533,28 +2168,14 @@
       <w:r>
         <w:rPr>
           <w:rFonts w:ascii="Times New Roman" w:cs="Times New Roman" w:eastAsia="Times New Roman" w:hAnsi="Times New Roman"/>
-          <w:b/>
-          <w:bCs/>
-          <w:i w:val="false"/>
-          <w:iCs w:val="false"/>
-          <w:sz w:val="24"/>
-          <w:szCs w:val="24"/>
-          <w:highlight w:val="yellow"/>
-          <w:highlightCs w:val="yellow"/>
-        </w:rPr>
-        <w:t xml:space="preserve">[Mạnh điền: nếu đã bật ruleset trước khi gửi thì bỏ ý này, và sửa ý tương ứng ở Mục 3]</w:t>
-      </w:r>
-      <w:r>
-        <w:rPr>
-          <w:rFonts w:ascii="Times New Roman" w:cs="Times New Roman" w:eastAsia="Times New Roman" w:hAnsi="Times New Roman"/>
-          <w:b w:val="false"/>
-          <w:bCs w:val="false"/>
-          <w:i w:val="false"/>
-          <w:iCs w:val="false"/>
-          <w:sz w:val="24"/>
-          <w:szCs w:val="24"/>
-        </w:rPr>
-        <w:t xml:space="preserve"> Bật ruleset bảo vệ main: bắt buộc đi qua PR và 6 job CI xanh trước khi merge</w:t>
+          <w:b w:val="false"/>
+          <w:bCs w:val="false"/>
+          <w:i w:val="false"/>
+          <w:iCs w:val="false"/>
+          <w:sz w:val="24"/>
+          <w:szCs w:val="24"/>
+        </w:rPr>
+        <w:t xml:space="preserve">Xem 12 cảnh báo rủi ro thư viện ("New dependency risks") trên SonarQube Cloud</w:t>
       </w:r>
     </w:p>
     <w:p>
@@ -2576,7 +2197,79 @@
           <w:sz w:val="24"/>
           <w:szCs w:val="24"/>
         </w:rPr>
-        <w:t xml:space="preserve">Xem 12 cảnh báo rủi ro thư viện ("New dependency risks") trên SonarQube Cloud</w:t>
+        <w:t xml:space="preserve">Migration Flyway mới (V2) thêm 2 bảng </w:t>
+      </w:r>
+      <w:r>
+        <w:rPr>
+          <w:rFonts w:ascii="Consolas" w:cs="Consolas" w:eastAsia="Consolas" w:hAnsi="Consolas"/>
+          <w:b w:val="false"/>
+          <w:bCs w:val="false"/>
+          <w:i w:val="false"/>
+          <w:iCs w:val="false"/>
+          <w:sz w:val="22"/>
+          <w:szCs w:val="22"/>
+        </w:rPr>
+        <w:t xml:space="preserve">user_preference</w:t>
+      </w:r>
+      <w:r>
+        <w:rPr>
+          <w:rFonts w:ascii="Times New Roman" w:cs="Times New Roman" w:eastAsia="Times New Roman" w:hAnsi="Times New Roman"/>
+          <w:b w:val="false"/>
+          <w:bCs w:val="false"/>
+          <w:i w:val="false"/>
+          <w:iCs w:val="false"/>
+          <w:sz w:val="24"/>
+          <w:szCs w:val="24"/>
+        </w:rPr>
+        <w:t xml:space="preserve"> (US-23) và </w:t>
+      </w:r>
+      <w:r>
+        <w:rPr>
+          <w:rFonts w:ascii="Consolas" w:cs="Consolas" w:eastAsia="Consolas" w:hAnsi="Consolas"/>
+          <w:b w:val="false"/>
+          <w:bCs w:val="false"/>
+          <w:i w:val="false"/>
+          <w:iCs w:val="false"/>
+          <w:sz w:val="22"/>
+          <w:szCs w:val="22"/>
+        </w:rPr>
+        <w:t xml:space="preserve">product_event_log</w:t>
+      </w:r>
+      <w:r>
+        <w:rPr>
+          <w:rFonts w:ascii="Times New Roman" w:cs="Times New Roman" w:eastAsia="Times New Roman" w:hAnsi="Times New Roman"/>
+          <w:b w:val="false"/>
+          <w:bCs w:val="false"/>
+          <w:i w:val="false"/>
+          <w:iCs w:val="false"/>
+          <w:sz w:val="24"/>
+          <w:szCs w:val="24"/>
+        </w:rPr>
+        <w:t xml:space="preserve">, không sửa migration V1 đã chạy; cập nhật </w:t>
+      </w:r>
+      <w:r>
+        <w:rPr>
+          <w:rFonts w:ascii="Consolas" w:cs="Consolas" w:eastAsia="Consolas" w:hAnsi="Consolas"/>
+          <w:b w:val="false"/>
+          <w:bCs w:val="false"/>
+          <w:i w:val="false"/>
+          <w:iCs w:val="false"/>
+          <w:sz w:val="22"/>
+          <w:szCs w:val="22"/>
+        </w:rPr>
+        <w:t xml:space="preserve">docs/dac-ta-yeu-cau.md</w:t>
+      </w:r>
+      <w:r>
+        <w:rPr>
+          <w:rFonts w:ascii="Times New Roman" w:cs="Times New Roman" w:eastAsia="Times New Roman" w:hAnsi="Times New Roman"/>
+          <w:b w:val="false"/>
+          <w:bCs w:val="false"/>
+          <w:i w:val="false"/>
+          <w:iCs w:val="false"/>
+          <w:sz w:val="24"/>
+          <w:szCs w:val="24"/>
+        </w:rPr>
+        <w:t xml:space="preserve"> trong repo cho khớp</w:t>
       </w:r>
     </w:p>
     <w:p>
@@ -2598,79 +2291,7 @@
           <w:sz w:val="24"/>
           <w:szCs w:val="24"/>
         </w:rPr>
-        <w:t xml:space="preserve">Migration Flyway mới (V2) thêm 2 bảng </w:t>
-      </w:r>
-      <w:r>
-        <w:rPr>
-          <w:rFonts w:ascii="Consolas" w:cs="Consolas" w:eastAsia="Consolas" w:hAnsi="Consolas"/>
-          <w:b w:val="false"/>
-          <w:bCs w:val="false"/>
-          <w:i w:val="false"/>
-          <w:iCs w:val="false"/>
-          <w:sz w:val="22"/>
-          <w:szCs w:val="22"/>
-        </w:rPr>
-        <w:t xml:space="preserve">user_preference</w:t>
-      </w:r>
-      <w:r>
-        <w:rPr>
-          <w:rFonts w:ascii="Times New Roman" w:cs="Times New Roman" w:eastAsia="Times New Roman" w:hAnsi="Times New Roman"/>
-          <w:b w:val="false"/>
-          <w:bCs w:val="false"/>
-          <w:i w:val="false"/>
-          <w:iCs w:val="false"/>
-          <w:sz w:val="24"/>
-          <w:szCs w:val="24"/>
-        </w:rPr>
-        <w:t xml:space="preserve"> (US-23) và </w:t>
-      </w:r>
-      <w:r>
-        <w:rPr>
-          <w:rFonts w:ascii="Consolas" w:cs="Consolas" w:eastAsia="Consolas" w:hAnsi="Consolas"/>
-          <w:b w:val="false"/>
-          <w:bCs w:val="false"/>
-          <w:i w:val="false"/>
-          <w:iCs w:val="false"/>
-          <w:sz w:val="22"/>
-          <w:szCs w:val="22"/>
-        </w:rPr>
-        <w:t xml:space="preserve">product_event_log</w:t>
-      </w:r>
-      <w:r>
-        <w:rPr>
-          <w:rFonts w:ascii="Times New Roman" w:cs="Times New Roman" w:eastAsia="Times New Roman" w:hAnsi="Times New Roman"/>
-          <w:b w:val="false"/>
-          <w:bCs w:val="false"/>
-          <w:i w:val="false"/>
-          <w:iCs w:val="false"/>
-          <w:sz w:val="24"/>
-          <w:szCs w:val="24"/>
-        </w:rPr>
-        <w:t xml:space="preserve">, không sửa migration V1 đã chạy; cập nhật </w:t>
-      </w:r>
-      <w:r>
-        <w:rPr>
-          <w:rFonts w:ascii="Consolas" w:cs="Consolas" w:eastAsia="Consolas" w:hAnsi="Consolas"/>
-          <w:b w:val="false"/>
-          <w:bCs w:val="false"/>
-          <w:i w:val="false"/>
-          <w:iCs w:val="false"/>
-          <w:sz w:val="22"/>
-          <w:szCs w:val="22"/>
-        </w:rPr>
-        <w:t xml:space="preserve">docs/dac-ta-yeu-cau.md</w:t>
-      </w:r>
-      <w:r>
-        <w:rPr>
-          <w:rFonts w:ascii="Times New Roman" w:cs="Times New Roman" w:eastAsia="Times New Roman" w:hAnsi="Times New Roman"/>
-          <w:b w:val="false"/>
-          <w:bCs w:val="false"/>
-          <w:i w:val="false"/>
-          <w:iCs w:val="false"/>
-          <w:sz w:val="24"/>
-          <w:szCs w:val="24"/>
-        </w:rPr>
-        <w:t xml:space="preserve"> trong repo cho khớp</w:t>
+        <w:t xml:space="preserve">Đăng ký, đăng nhập bằng JWT (hết hạn 24 giờ), phân quyền Người mua / Quản trị viên, trang quản trị cơ bản; viết unit test song song khi code</w:t>
       </w:r>
     </w:p>
     <w:p>
@@ -2692,7 +2313,7 @@
           <w:sz w:val="24"/>
           <w:szCs w:val="24"/>
         </w:rPr>
-        <w:t xml:space="preserve">Đăng ký, đăng nhập bằng JWT (hết hạn 24 giờ), phân quyền Người mua / Quản trị viên, trang quản trị cơ bản; viết unit test song song khi code</w:t>
+        <w:t xml:space="preserve">Quản lý sản phẩm và danh mục (CRUD); chốt phạm vi mặt hàng và cách chuyển dữ liệu Tiki vào lược đồ, theo ý kiến của anh Duy về đề xuất biến thể "phân loại"</w:t>
       </w:r>
     </w:p>
     <w:p>
@@ -2714,7 +2335,47 @@
           <w:sz w:val="24"/>
           <w:szCs w:val="24"/>
         </w:rPr>
-        <w:t xml:space="preserve">Quản lý sản phẩm và danh mục (CRUD); chốt phạm vi mặt hàng và cách chuyển dữ liệu Tiki vào lược đồ, theo kết quả buổi trao đổi với anh Duy ngày 08/10</w:t>
+        <w:t xml:space="preserve">Sửa tài liệu theo tên đề tài mới (README, phần thân file tiểu luận); báo cáo Tuần 5</w:t>
+      </w:r>
+    </w:p>
+    <w:p>
+      <w:pPr>
+        <w:spacing w:after="60"/>
+        <w:ind w:left="360"/>
+      </w:pPr>
+      <w:r>
+        <w:rPr>
+          <w:rFonts w:ascii="Times New Roman" w:cs="Times New Roman" w:eastAsia="Times New Roman" w:hAnsi="Times New Roman"/>
+          <w:b w:val="false"/>
+          <w:bCs w:val="false"/>
+          <w:i/>
+          <w:iCs/>
+          <w:sz w:val="24"/>
+          <w:szCs w:val="24"/>
+        </w:rPr>
+        <w:t xml:space="preserve">→ Thứ tự ưu tiên: migration V2, đăng ký/đăng nhập JWT và phân quyền, CRUD sản phẩm và danh mục làm trước. Trang quản trị cơ bản và phần sửa tài liệu theo tên mới, nếu không kịp, dời sang đầu Tuần 6. Việc "triển khai bản đầu lên staging" của Tuần 5 dời sang Tuần 6, vì chưa chọn nơi triển khai (kiểm tra GitHub Student Developer Pack trước) và đang chậm khoảng 1 tuần.</w:t>
+      </w:r>
+    </w:p>
+    <w:p>
+      <w:pPr>
+        <w:spacing w:after="0"/>
+      </w:pPr>
+    </w:p>
+    <w:p>
+      <w:pPr>
+        <w:spacing w:after="80" w:before="160"/>
+      </w:pPr>
+      <w:r>
+        <w:rPr>
+          <w:rFonts w:ascii="Times New Roman" w:cs="Times New Roman" w:eastAsia="Times New Roman" w:hAnsi="Times New Roman"/>
+          <w:b/>
+          <w:bCs/>
+          <w:i w:val="false"/>
+          <w:iCs w:val="false"/>
+          <w:sz w:val="24"/>
+          <w:szCs w:val="24"/>
+        </w:rPr>
+        <w:t xml:space="preserve">5. Cần thầy hỗ trợ / xác nhận:</w:t>
       </w:r>
     </w:p>
     <w:p>
@@ -2736,47 +2397,7 @@
           <w:sz w:val="24"/>
           <w:szCs w:val="24"/>
         </w:rPr>
-        <w:t xml:space="preserve">Sửa tài liệu theo tên đề tài mới (README, phần thân file tiểu luận); báo cáo Tuần 5</w:t>
-      </w:r>
-    </w:p>
-    <w:p>
-      <w:pPr>
-        <w:spacing w:after="60"/>
-        <w:ind w:left="360"/>
-      </w:pPr>
-      <w:r>
-        <w:rPr>
-          <w:rFonts w:ascii="Times New Roman" w:cs="Times New Roman" w:eastAsia="Times New Roman" w:hAnsi="Times New Roman"/>
-          <w:b w:val="false"/>
-          <w:bCs w:val="false"/>
-          <w:i/>
-          <w:iCs/>
-          <w:sz w:val="24"/>
-          <w:szCs w:val="24"/>
-        </w:rPr>
-        <w:t xml:space="preserve">→ Thứ tự ưu tiên: migration V2, đăng ký/đăng nhập JWT và phân quyền, CRUD sản phẩm và danh mục làm trước. Trang quản trị cơ bản và phần sửa tài liệu theo tên mới, nếu không kịp, dời sang đầu Tuần 6. Việc "triển khai bản đầu lên staging" của Tuần 5 dời sang Tuần 6, vì chưa chọn nơi triển khai (kiểm tra GitHub Student Developer Pack trước) và đang chậm khoảng 1 tuần.</w:t>
-      </w:r>
-    </w:p>
-    <w:p>
-      <w:pPr>
-        <w:spacing w:after="0"/>
-      </w:pPr>
-    </w:p>
-    <w:p>
-      <w:pPr>
-        <w:spacing w:after="80" w:before="160"/>
-      </w:pPr>
-      <w:r>
-        <w:rPr>
-          <w:rFonts w:ascii="Times New Roman" w:cs="Times New Roman" w:eastAsia="Times New Roman" w:hAnsi="Times New Roman"/>
-          <w:b/>
-          <w:bCs/>
-          <w:i w:val="false"/>
-          <w:iCs w:val="false"/>
-          <w:sz w:val="24"/>
-          <w:szCs w:val="24"/>
-        </w:rPr>
-        <w:t xml:space="preserve">5. Cần thầy hỗ trợ / xác nhận:</w:t>
+        <w:t xml:space="preserve">Xin thầy xác nhận tên đề tài mới "Website bán hàng có tích hợp học máy trong gợi ý mua hàng và phân nhóm khách hàng" (bỏ chữ "thời trang") và việc dùng bộ dữ liệu sản phẩm Tiki. Anh Duy đã đồng ý ngày 07/10. Tên trong đề cương ban đầu có chữ "thời trang", nên em xin thầy cho biết có cần làm thủ tục đổi tên với khoa không</w:t>
       </w:r>
     </w:p>
     <w:p>
@@ -2798,7 +2419,31 @@
           <w:sz w:val="24"/>
           <w:szCs w:val="24"/>
         </w:rPr>
-        <w:t xml:space="preserve">Xin thầy xác nhận tên đề tài mới "Website bán hàng có tích hợp học máy trong gợi ý mua hàng và phân nhóm khách hàng" (bỏ chữ "thời trang") và việc dùng bộ dữ liệu sản phẩm Tiki. Anh Duy đã đồng ý ngày 07/10. Tên trong đề cương ban đầu có chữ "thời trang", nên em xin thầy cho biết có cần làm thủ tục đổi tên với khoa không</w:t>
+        <w:t xml:space="preserve">Báo để thầy biết và xin thầy xem lại: em đã thêm US-23 "Khảo sát sở thích lần đầu" theo góp ý của thầy, kèm BR-37, BR-38 và bảng </w:t>
+      </w:r>
+      <w:r>
+        <w:rPr>
+          <w:rFonts w:ascii="Consolas" w:cs="Consolas" w:eastAsia="Consolas" w:hAnsi="Consolas"/>
+          <w:b w:val="false"/>
+          <w:bCs w:val="false"/>
+          <w:i w:val="false"/>
+          <w:iCs w:val="false"/>
+          <w:sz w:val="22"/>
+          <w:szCs w:val="22"/>
+        </w:rPr>
+        <w:t xml:space="preserve">user_preference</w:t>
+      </w:r>
+      <w:r>
+        <w:rPr>
+          <w:rFonts w:ascii="Times New Roman" w:cs="Times New Roman" w:eastAsia="Times New Roman" w:hAnsi="Times New Roman"/>
+          <w:b w:val="false"/>
+          <w:bCs w:val="false"/>
+          <w:i w:val="false"/>
+          <w:iCs w:val="false"/>
+          <w:sz w:val="24"/>
+          <w:szCs w:val="24"/>
+        </w:rPr>
+        <w:t xml:space="preserve"> (Mục 1). Xin thầy xác nhận cách làm này đúng ý thầy</w:t>
       </w:r>
     </w:p>
     <w:p>
@@ -2820,31 +2465,7 @@
           <w:sz w:val="24"/>
           <w:szCs w:val="24"/>
         </w:rPr>
-        <w:t xml:space="preserve">Báo để thầy biết và xin thầy xem lại: em đã thêm US-23 "Khảo sát sở thích lần đầu" theo góp ý của thầy, kèm BR-37, BR-38 và bảng </w:t>
-      </w:r>
-      <w:r>
-        <w:rPr>
-          <w:rFonts w:ascii="Consolas" w:cs="Consolas" w:eastAsia="Consolas" w:hAnsi="Consolas"/>
-          <w:b w:val="false"/>
-          <w:bCs w:val="false"/>
-          <w:i w:val="false"/>
-          <w:iCs w:val="false"/>
-          <w:sz w:val="22"/>
-          <w:szCs w:val="22"/>
-        </w:rPr>
-        <w:t xml:space="preserve">user_preference</w:t>
-      </w:r>
-      <w:r>
-        <w:rPr>
-          <w:rFonts w:ascii="Times New Roman" w:cs="Times New Roman" w:eastAsia="Times New Roman" w:hAnsi="Times New Roman"/>
-          <w:b w:val="false"/>
-          <w:bCs w:val="false"/>
-          <w:i w:val="false"/>
-          <w:iCs w:val="false"/>
-          <w:sz w:val="24"/>
-          <w:szCs w:val="24"/>
-        </w:rPr>
-        <w:t xml:space="preserve"> (Mục 1). Xin thầy xác nhận cách làm này đúng ý thầy</w:t>
+        <w:t xml:space="preserve">Xin thầy hẹn lịch buổi chốt sản phẩm cuối và bộ chỉ số đánh giá (mốc bắt buộc G1: hạn an toàn trước 28/10, hạn tuyệt đối 29/10).</w:t>
       </w:r>
     </w:p>
     <w:p>
@@ -2866,21 +2487,7 @@
           <w:sz w:val="24"/>
           <w:szCs w:val="24"/>
         </w:rPr>
-        <w:t xml:space="preserve">Xin thầy hẹn lịch buổi chốt sản phẩm cuối và bộ chỉ số đánh giá (mốc bắt buộc G1: hạn an toàn trước 28/10, hạn tuyệt đối 29/10). </w:t>
-      </w:r>
-      <w:r>
-        <w:rPr>
-          <w:rFonts w:ascii="Times New Roman" w:cs="Times New Roman" w:eastAsia="Times New Roman" w:hAnsi="Times New Roman"/>
-          <w:b/>
-          <w:bCs/>
-          <w:i w:val="false"/>
-          <w:iCs w:val="false"/>
-          <w:sz w:val="24"/>
-          <w:szCs w:val="24"/>
-          <w:highlight w:val="yellow"/>
-          <w:highlightCs w:val="yellow"/>
-        </w:rPr>
-        <w:t xml:space="preserve">[Mạnh điền: ngày em đề xuất]</w:t>
+        <w:t xml:space="preserve">Xin thầy xác nhận hình thức và tần suất báo cáo tiến độ chính thức (nhắc lại từ 11/09 và báo cáo Lần 1)</w:t>
       </w:r>
     </w:p>
     <w:p>
@@ -2902,28 +2509,6 @@
           <w:sz w:val="24"/>
           <w:szCs w:val="24"/>
         </w:rPr>
-        <w:t xml:space="preserve">Xin thầy xác nhận hình thức và tần suất báo cáo tiến độ chính thức (nhắc lại từ 11/09 và báo cáo Lần 1)</w:t>
-      </w:r>
-    </w:p>
-    <w:p>
-      <w:pPr>
-        <w:pStyle w:val="ListParagraph"/>
-        <w:numPr>
-          <w:ilvl w:val="0"/>
-          <w:numId w:val="2"/>
-        </w:numPr>
-        <w:spacing w:after="60"/>
-      </w:pPr>
-      <w:r>
-        <w:rPr>
-          <w:rFonts w:ascii="Times New Roman" w:cs="Times New Roman" w:eastAsia="Times New Roman" w:hAnsi="Times New Roman"/>
-          <w:b w:val="false"/>
-          <w:bCs w:val="false"/>
-          <w:i w:val="false"/>
-          <w:iCs w:val="false"/>
-          <w:sz w:val="24"/>
-          <w:szCs w:val="24"/>
-        </w:rPr>
         <w:t xml:space="preserve">Xin thầy xác nhận cách hiểu "Pull Request có review" khi làm một mình (TC2.4, nhắc lại từ báo cáo Lần 1): GitHub không cho tác giả tự approve PR của mình. Em đề xuất: mọi thay đổi đi qua PR, 6 job CI phải xanh (sẽ bắt buộc bằng ruleset), em tự review diff theo checklist và ghi 1 bình luận review trên PR trước khi merge</w:t>
       </w:r>
     </w:p>
@@ -2950,6 +2535,88 @@
       </w:r>
     </w:p>
     <w:p/>
+    <w:p>
+      <w:pPr>
+        <w:pStyle w:val="Heading1"/>
+        <w:spacing w:after="120" w:before="240"/>
+      </w:pPr>
+      <w:r>
+        <w:rPr>
+          <w:rFonts w:ascii="Times New Roman" w:cs="Times New Roman" w:eastAsia="Times New Roman" w:hAnsi="Times New Roman"/>
+          <w:b/>
+          <w:bCs/>
+          <w:i w:val="false"/>
+          <w:iCs w:val="false"/>
+          <w:sz w:val="28"/>
+          <w:szCs w:val="28"/>
+        </w:rPr>
+        <w:t xml:space="preserve">Ảnh minh chứng</w:t>
+      </w:r>
+    </w:p>
+    <w:p>
+      <w:pPr>
+        <w:spacing w:before="120"/>
+        <w:jc w:val="center"/>
+      </w:pPr>
+      <w:r>
+        <w:drawing>
+          <wp:inline distT="0" distB="0" distL="0" distR="0">
+            <wp:extent cx="2590800" cy="6667500"/>
+            <wp:effectExtent t="0" r="0" b="0" l="0"/>
+            <wp:docPr id="1" name="" descr="" title=""/>
+            <wp:cNvGraphicFramePr>
+              <a:graphicFrameLocks xmlns:a="http://schemas.openxmlformats.org/drawingml/2006/main" noChangeAspect="1"/>
+            </wp:cNvGraphicFramePr>
+            <a:graphic xmlns:a="http://schemas.openxmlformats.org/drawingml/2006/main">
+              <a:graphicData uri="http://schemas.openxmlformats.org/drawingml/2006/picture">
+                <pic:pic xmlns:pic="http://schemas.openxmlformats.org/drawingml/2006/picture">
+                  <pic:nvPicPr>
+                    <pic:cNvPr id="0" name="" descr=""/>
+                    <pic:cNvPicPr>
+                      <a:picLocks noChangeAspect="1" noChangeArrowheads="1"/>
+                    </pic:cNvPicPr>
+                  </pic:nvPicPr>
+                  <pic:blipFill>
+                    <a:blip r:embed="rId7" cstate="none"/>
+                    <a:srcRect/>
+                    <a:stretch>
+                      <a:fillRect/>
+                    </a:stretch>
+                  </pic:blipFill>
+                  <pic:spPr bwMode="auto">
+                    <a:xfrm>
+                      <a:off x="0" y="0"/>
+                      <a:ext cx="2590800" cy="6667500"/>
+                    </a:xfrm>
+                    <a:prstGeom prst="rect">
+                      <a:avLst/>
+                    </a:prstGeom>
+                  </pic:spPr>
+                </pic:pic>
+              </a:graphicData>
+            </a:graphic>
+          </wp:inline>
+        </w:drawing>
+      </w:r>
+    </w:p>
+    <w:p>
+      <w:pPr>
+        <w:spacing w:after="200"/>
+        <w:jc w:val="center"/>
+      </w:pPr>
+      <w:r>
+        <w:rPr>
+          <w:rFonts w:ascii="Times New Roman" w:cs="Times New Roman" w:eastAsia="Times New Roman" w:hAnsi="Times New Roman"/>
+          <w:b w:val="false"/>
+          <w:bCs w:val="false"/>
+          <w:i/>
+          <w:iCs/>
+          <w:sz w:val="22"/>
+          <w:szCs w:val="22"/>
+        </w:rPr>
+        <w:t xml:space="preserve">Hình 1. SonarQube Cloud, trang Project health của nhánh main sau lần phân tích ngày 11/10/2026 (Mạnh chụp ngày 11/10)</w:t>
+      </w:r>
+    </w:p>
     <w:p>
       <w:pPr>
         <w:sectPr>
@@ -7429,31 +7096,7 @@
                 <w:sz w:val="18"/>
                 <w:szCs w:val="18"/>
               </w:rPr>
-              <w:t xml:space="preserve">Bước 8 Tuần 4 </w:t>
-            </w:r>
-            <w:r>
-              <w:rPr>
-                <w:rFonts w:ascii="Times New Roman" w:cs="Times New Roman" w:eastAsia="Times New Roman" w:hAnsi="Times New Roman"/>
-                <w:b w:val="false"/>
-                <w:bCs w:val="false"/>
-                <w:i/>
-                <w:iCs/>
-                <w:sz w:val="18"/>
-                <w:szCs w:val="18"/>
-              </w:rPr>
-              <w:t xml:space="preserve">(dòng tạm, hoàn thiện sau khi Mạnh duyệt)</w:t>
-            </w:r>
-            <w:r>
-              <w:rPr>
-                <w:rFonts w:ascii="Times New Roman" w:cs="Times New Roman" w:eastAsia="Times New Roman" w:hAnsi="Times New Roman"/>
-                <w:b w:val="false"/>
-                <w:bCs w:val="false"/>
-                <w:i w:val="false"/>
-                <w:iCs w:val="false"/>
-                <w:sz w:val="18"/>
-                <w:szCs w:val="18"/>
-              </w:rPr>
-              <w:t xml:space="preserve">: soạn báo cáo Tuần 4, gồm Mục A và các dòng Mục B cho Bước 6–8</w:t>
+              <w:t xml:space="preserve">Bước 8 Tuần 4: soạn báo cáo Tuần 4, gồm Mục A và các dòng Mục B cho Bước 6–8</w:t>
             </w:r>
           </w:p>
         </w:tc>
@@ -7587,16 +7230,38 @@
             <w:r>
               <w:rPr>
                 <w:rFonts w:ascii="Times New Roman" w:cs="Times New Roman" w:eastAsia="Times New Roman" w:hAnsi="Times New Roman"/>
-                <w:b/>
-                <w:bCs/>
-                <w:i w:val="false"/>
-                <w:iCs w:val="false"/>
-                <w:sz w:val="18"/>
-                <w:szCs w:val="18"/>
-                <w:highlight w:val="yellow"/>
-                <w:highlightCs w:val="yellow"/>
-              </w:rPr>
-              <w:t xml:space="preserve">[Mạnh điền: sửa gì, bỏ gì sau khi đối chiếu từng dòng với commit và trí nhớ của mình]</w:t>
+                <w:b w:val="false"/>
+                <w:bCs w:val="false"/>
+                <w:i w:val="false"/>
+                <w:iCs w:val="false"/>
+                <w:sz w:val="18"/>
+                <w:szCs w:val="18"/>
+              </w:rPr>
+              <w:t xml:space="preserve">Mạnh không sửa nội dung bản nháp (file </w:t>
+            </w:r>
+            <w:r>
+              <w:rPr>
+                <w:rFonts w:ascii="Consolas" w:cs="Consolas" w:eastAsia="Consolas" w:hAnsi="Consolas"/>
+                <w:b w:val="false"/>
+                <w:bCs w:val="false"/>
+                <w:i w:val="false"/>
+                <w:iCs w:val="false"/>
+                <w:sz w:val="16"/>
+                <w:szCs w:val="16"/>
+              </w:rPr>
+              <w:t xml:space="preserve">docs/bao-cao-tuan-04.docx</w:t>
+            </w:r>
+            <w:r>
+              <w:rPr>
+                <w:rFonts w:ascii="Times New Roman" w:cs="Times New Roman" w:eastAsia="Times New Roman" w:hAnsi="Times New Roman"/>
+                <w:b w:val="false"/>
+                <w:bCs w:val="false"/>
+                <w:i w:val="false"/>
+                <w:iCs w:val="false"/>
+                <w:sz w:val="18"/>
+                <w:szCs w:val="18"/>
+              </w:rPr>
+              <w:t xml:space="preserve"> Mạnh commit ở PR #9 ngày 15/10 trùng khớp bản Claude soạn). Ngày 16/10 Mạnh giao Claude điền các chỗ trống từ thông tin có sẵn, chỗ thiếu thì hỏi rồi điền (ghi ở dòng Bước 5 báo cáo Tuần 5)</w:t>
             </w:r>
           </w:p>
         </w:tc>
@@ -7620,28 +7285,14 @@
             <w:r>
               <w:rPr>
                 <w:rFonts w:ascii="Times New Roman" w:cs="Times New Roman" w:eastAsia="Times New Roman" w:hAnsi="Times New Roman"/>
-                <w:b/>
-                <w:bCs/>
-                <w:i w:val="false"/>
-                <w:iCs w:val="false"/>
-                <w:sz w:val="18"/>
-                <w:szCs w:val="18"/>
-                <w:highlight w:val="yellow"/>
-                <w:highlightCs w:val="yellow"/>
-              </w:rPr>
-              <w:t xml:space="preserve">[Mạnh điền: sau khi duyệt]</w:t>
-            </w:r>
-            <w:r>
-              <w:rPr>
-                <w:rFonts w:ascii="Times New Roman" w:cs="Times New Roman" w:eastAsia="Times New Roman" w:hAnsi="Times New Roman"/>
-                <w:b w:val="false"/>
-                <w:bCs w:val="false"/>
-                <w:i w:val="false"/>
-                <w:iCs w:val="false"/>
-                <w:sz w:val="18"/>
-                <w:szCs w:val="18"/>
-              </w:rPr>
-              <w:t xml:space="preserve"> Số liệu SonarQube Cloud trong Mục A lấy từ log CI, bình luận tự động của SonarQube Cloud trên PR #4 (đọc qua GitHub) và ảnh chụp trang Overview nhánh </w:t>
+                <w:b w:val="false"/>
+                <w:bCs w:val="false"/>
+                <w:i w:val="false"/>
+                <w:iCs w:val="false"/>
+                <w:sz w:val="18"/>
+                <w:szCs w:val="18"/>
+              </w:rPr>
+              <w:t xml:space="preserve">Không có số liệu sai. Một câu đã cũ: quy tắc tự giữ trước khi merge ghi theo khái niệm "security hotspot" mà SonarQube Cloud đã bỏ (lỗi (1) ở báo cáo Tuần 5); câu ở Mục 3 sửa ngày 16/10. Số liệu SonarQube Cloud trong Mục A lấy từ log CI, bình luận tự động của SonarQube Cloud trên PR #4 (đọc qua GitHub) và ảnh chụp trang Overview nhánh </w:t>
             </w:r>
             <w:r>
               <w:rPr>

--- a/docs/bao-cao-tuan-04.docx
+++ b/docs/bao-cao-tuan-04.docx
@@ -6448,7 +6448,7 @@
                 <w:sz w:val="18"/>
                 <w:szCs w:val="18"/>
               </w:rPr>
-              <w:t xml:space="preserve">Tiếp nối yêu cầu "làm tiếp các bước tiếp theo"; hỏi "SonarCloud là gì và dùng để làm gì"; chọn "Chỉ báo cáo" ở câu hỏi lựa chọn "Để SonarCloud chặn merge, hay chỉ báo cáo đến Tuần 11?"; hỏi "là mình phải làm những gì", "…không biết Project Key ở đâu để kiểm tra, Access Tokens thì đặt tên là gì", và hỏi về icon đồng hồ vàng ở "0 Accepted issues"; báo "mình đã tắt rồi và hoàn thành bước 7 rồi"</w:t>
+              <w:t xml:space="preserve">Tiếp nối yêu cầu "làm tiếp các bước tiếp theo"; hỏi "SonarCloud là gì và dùng để làm gì"; chọn "Chỉ báo cáo" ở câu hỏi lựa chọn "Để SonarCloud chặn merge, hay chỉ báo cáo đến Tuần 11?"; hỏi "là mình phải làm những gì", "…không biết Project Key ở đâu để kiểm tra, Access Tokens thì đặt tên là gì"; báo "mình đã tắt rồi và hoàn thành bước 7 rồi"</w:t>
             </w:r>
           </w:p>
         </w:tc>
